--- a/docs/templates/05-2-AI工具使用说明（选用模板）（2026年版）.docx
+++ b/docs/templates/05-2-AI工具使用说明（选用模板）（2026年版）.docx
@@ -474,7 +474,6 @@
                 <w:lang w:bidi="ar"/>
               </w:rPr>
             </w:pPr>
-            <w:proofErr w:type="spellStart"/>
             <w:r>
               <w:rPr>
                 <w:rFonts w:ascii="宋体" w:eastAsia="宋体" w:hAnsi="宋体" w:cs="宋体" w:hint="eastAsia"/>
@@ -482,9 +481,8 @@
                 <w:szCs w:val="21"/>
                 <w:lang w:bidi="ar"/>
               </w:rPr>
-              <w:t>ClaudeCode</w:t>
+              <w:t>GLM 5.0 API 2026.3.20-2026-4.19</w:t>
             </w:r>
-            <w:proofErr w:type="spellEnd"/>
           </w:p>
         </w:tc>
         <w:tc>
@@ -512,7 +510,25 @@
                 <w:szCs w:val="21"/>
                 <w:lang w:bidi="ar"/>
               </w:rPr>
-              <w:t>几乎所有代码实现</w:t>
+              <w:t>代码编程</w:t>
+            </w:r>
+            <w:r>
+              <w:rPr>
+                <w:rFonts w:ascii="宋体" w:eastAsia="宋体" w:hAnsi="宋体" w:cs="宋体" w:hint="eastAsia"/>
+                <w:kern w:val="0"/>
+                <w:szCs w:val="21"/>
+                <w:lang w:bidi="ar"/>
+              </w:rPr>
+              <w:t>、文档</w:t>
+            </w:r>
+            <w:r>
+              <w:rPr>
+                <w:rFonts w:ascii="宋体" w:eastAsia="宋体" w:hAnsi="宋体" w:cs="宋体" w:hint="eastAsia"/>
+                <w:kern w:val="0"/>
+                <w:szCs w:val="21"/>
+                <w:lang w:bidi="ar"/>
+              </w:rPr>
+              <w:t>撰写</w:t>
             </w:r>
           </w:p>
         </w:tc>
@@ -628,7 +644,25 @@
                 <w:szCs w:val="21"/>
                 <w:lang w:bidi="ar"/>
               </w:rPr>
-              <w:t>80%</w:t>
+              <w:t>9</w:t>
+            </w:r>
+            <w:r>
+              <w:rPr>
+                <w:rFonts w:ascii="宋体" w:eastAsia="宋体" w:hAnsi="宋体" w:cs="宋体" w:hint="eastAsia"/>
+                <w:kern w:val="0"/>
+                <w:szCs w:val="21"/>
+                <w:lang w:bidi="ar"/>
+              </w:rPr>
+              <w:t>5</w:t>
+            </w:r>
+            <w:r>
+              <w:rPr>
+                <w:rFonts w:ascii="宋体" w:eastAsia="宋体" w:hAnsi="宋体" w:cs="宋体" w:hint="eastAsia"/>
+                <w:kern w:val="0"/>
+                <w:szCs w:val="21"/>
+                <w:lang w:bidi="ar"/>
+              </w:rPr>
+              <w:t>%</w:t>
             </w:r>
           </w:p>
         </w:tc>
@@ -681,15 +715,6 @@
                 <w:lang w:bidi="ar"/>
               </w:rPr>
             </w:pPr>
-            <w:r>
-              <w:rPr>
-                <w:rFonts w:ascii="宋体" w:eastAsia="宋体" w:hAnsi="宋体" w:cs="宋体" w:hint="eastAsia"/>
-                <w:kern w:val="0"/>
-                <w:szCs w:val="21"/>
-                <w:lang w:bidi="ar"/>
-              </w:rPr>
-              <w:t>Codex</w:t>
-            </w:r>
           </w:p>
         </w:tc>
         <w:tc>
@@ -710,15 +735,6 @@
                 <w:lang w:bidi="ar"/>
               </w:rPr>
             </w:pPr>
-            <w:r>
-              <w:rPr>
-                <w:rFonts w:ascii="宋体" w:eastAsia="宋体" w:hAnsi="宋体" w:cs="宋体" w:hint="eastAsia"/>
-                <w:kern w:val="0"/>
-                <w:szCs w:val="21"/>
-                <w:lang w:bidi="ar"/>
-              </w:rPr>
-              <w:t>代码审查</w:t>
-            </w:r>
           </w:p>
         </w:tc>
         <w:tc>
@@ -739,15 +755,6 @@
                 <w:lang w:bidi="ar"/>
               </w:rPr>
             </w:pPr>
-            <w:r>
-              <w:rPr>
-                <w:rFonts w:ascii="宋体" w:eastAsia="宋体" w:hAnsi="宋体" w:cs="宋体" w:hint="eastAsia"/>
-                <w:kern w:val="0"/>
-                <w:szCs w:val="21"/>
-                <w:lang w:bidi="ar"/>
-              </w:rPr>
-              <w:t>无</w:t>
-            </w:r>
           </w:p>
         </w:tc>
         <w:tc>
@@ -768,15 +775,6 @@
                 <w:lang w:bidi="ar"/>
               </w:rPr>
             </w:pPr>
-            <w:r>
-              <w:rPr>
-                <w:rFonts w:ascii="宋体" w:eastAsia="宋体" w:hAnsi="宋体" w:cs="宋体" w:hint="eastAsia"/>
-                <w:kern w:val="0"/>
-                <w:szCs w:val="21"/>
-                <w:lang w:bidi="ar"/>
-              </w:rPr>
-              <w:t>无</w:t>
-            </w:r>
           </w:p>
         </w:tc>
         <w:tc>
@@ -797,15 +795,6 @@
                 <w:lang w:bidi="ar"/>
               </w:rPr>
             </w:pPr>
-            <w:r>
-              <w:rPr>
-                <w:rFonts w:ascii="宋体" w:eastAsia="宋体" w:hAnsi="宋体" w:cs="宋体" w:hint="eastAsia"/>
-                <w:kern w:val="0"/>
-                <w:szCs w:val="21"/>
-                <w:lang w:bidi="ar"/>
-              </w:rPr>
-              <w:t>无</w:t>
-            </w:r>
           </w:p>
         </w:tc>
         <w:tc>
@@ -826,15 +815,6 @@
                 <w:lang w:bidi="ar"/>
               </w:rPr>
             </w:pPr>
-            <w:r>
-              <w:rPr>
-                <w:rFonts w:ascii="宋体" w:eastAsia="宋体" w:hAnsi="宋体" w:cs="宋体" w:hint="eastAsia"/>
-                <w:kern w:val="0"/>
-                <w:szCs w:val="21"/>
-                <w:lang w:bidi="ar"/>
-              </w:rPr>
-              <w:t>5%</w:t>
-            </w:r>
           </w:p>
         </w:tc>
       </w:tr>
@@ -886,15 +866,6 @@
                 <w:lang w:bidi="ar"/>
               </w:rPr>
             </w:pPr>
-            <w:r>
-              <w:rPr>
-                <w:rFonts w:ascii="宋体" w:eastAsia="宋体" w:hAnsi="宋体" w:cs="宋体" w:hint="eastAsia"/>
-                <w:kern w:val="0"/>
-                <w:szCs w:val="21"/>
-                <w:lang w:bidi="ar"/>
-              </w:rPr>
-              <w:t>豆包</w:t>
-            </w:r>
           </w:p>
         </w:tc>
         <w:tc>
@@ -915,15 +886,6 @@
                 <w:lang w:bidi="ar"/>
               </w:rPr>
             </w:pPr>
-            <w:r>
-              <w:rPr>
-                <w:rFonts w:ascii="宋体" w:eastAsia="宋体" w:hAnsi="宋体" w:cs="宋体" w:hint="eastAsia"/>
-                <w:kern w:val="0"/>
-                <w:szCs w:val="21"/>
-                <w:lang w:bidi="ar"/>
-              </w:rPr>
-              <w:t>PPT原型</w:t>
-            </w:r>
           </w:p>
         </w:tc>
         <w:tc>
@@ -944,15 +906,6 @@
                 <w:lang w:bidi="ar"/>
               </w:rPr>
             </w:pPr>
-            <w:r>
-              <w:rPr>
-                <w:rFonts w:ascii="宋体" w:eastAsia="宋体" w:hAnsi="宋体" w:cs="宋体" w:hint="eastAsia"/>
-                <w:kern w:val="0"/>
-                <w:szCs w:val="21"/>
-                <w:lang w:bidi="ar"/>
-              </w:rPr>
-              <w:t>无</w:t>
-            </w:r>
           </w:p>
         </w:tc>
         <w:tc>
@@ -973,15 +926,6 @@
                 <w:lang w:bidi="ar"/>
               </w:rPr>
             </w:pPr>
-            <w:r>
-              <w:rPr>
-                <w:rFonts w:ascii="宋体" w:eastAsia="宋体" w:hAnsi="宋体" w:cs="宋体" w:hint="eastAsia"/>
-                <w:kern w:val="0"/>
-                <w:szCs w:val="21"/>
-                <w:lang w:bidi="ar"/>
-              </w:rPr>
-              <w:t>无</w:t>
-            </w:r>
           </w:p>
         </w:tc>
         <w:tc>
@@ -1002,15 +946,6 @@
                 <w:lang w:bidi="ar"/>
               </w:rPr>
             </w:pPr>
-            <w:r>
-              <w:rPr>
-                <w:rFonts w:ascii="宋体" w:eastAsia="宋体" w:hAnsi="宋体" w:cs="宋体" w:hint="eastAsia"/>
-                <w:kern w:val="0"/>
-                <w:szCs w:val="21"/>
-                <w:lang w:bidi="ar"/>
-              </w:rPr>
-              <w:t>无</w:t>
-            </w:r>
           </w:p>
         </w:tc>
         <w:tc>
@@ -1031,15 +966,6 @@
                 <w:lang w:bidi="ar"/>
               </w:rPr>
             </w:pPr>
-            <w:r>
-              <w:rPr>
-                <w:rFonts w:ascii="宋体" w:eastAsia="宋体" w:hAnsi="宋体" w:cs="宋体" w:hint="eastAsia"/>
-                <w:kern w:val="0"/>
-                <w:szCs w:val="21"/>
-                <w:lang w:bidi="ar"/>
-              </w:rPr>
-              <w:t>10%</w:t>
-            </w:r>
           </w:p>
         </w:tc>
       </w:tr>
@@ -1091,15 +1017,6 @@
                 <w:lang w:bidi="ar"/>
               </w:rPr>
             </w:pPr>
-            <w:r>
-              <w:rPr>
-                <w:rFonts w:ascii="宋体" w:eastAsia="宋体" w:hAnsi="宋体" w:cs="宋体" w:hint="eastAsia"/>
-                <w:kern w:val="0"/>
-                <w:szCs w:val="21"/>
-                <w:lang w:bidi="ar"/>
-              </w:rPr>
-              <w:t>IFLOW</w:t>
-            </w:r>
           </w:p>
         </w:tc>
         <w:tc>
@@ -1120,15 +1037,6 @@
                 <w:lang w:bidi="ar"/>
               </w:rPr>
             </w:pPr>
-            <w:r>
-              <w:rPr>
-                <w:rFonts w:ascii="宋体" w:eastAsia="宋体" w:hAnsi="宋体" w:cs="宋体" w:hint="eastAsia"/>
-                <w:kern w:val="0"/>
-                <w:szCs w:val="21"/>
-                <w:lang w:bidi="ar"/>
-              </w:rPr>
-              <w:t>部分代码实现</w:t>
-            </w:r>
           </w:p>
         </w:tc>
         <w:tc>
@@ -1149,15 +1057,6 @@
                 <w:lang w:bidi="ar"/>
               </w:rPr>
             </w:pPr>
-            <w:r>
-              <w:rPr>
-                <w:rFonts w:ascii="宋体" w:eastAsia="宋体" w:hAnsi="宋体" w:cs="宋体" w:hint="eastAsia"/>
-                <w:kern w:val="0"/>
-                <w:szCs w:val="21"/>
-                <w:lang w:bidi="ar"/>
-              </w:rPr>
-              <w:t>无</w:t>
-            </w:r>
           </w:p>
         </w:tc>
         <w:tc>
@@ -1178,15 +1077,6 @@
                 <w:lang w:bidi="ar"/>
               </w:rPr>
             </w:pPr>
-            <w:r>
-              <w:rPr>
-                <w:rFonts w:ascii="宋体" w:eastAsia="宋体" w:hAnsi="宋体" w:cs="宋体" w:hint="eastAsia"/>
-                <w:kern w:val="0"/>
-                <w:szCs w:val="21"/>
-                <w:lang w:bidi="ar"/>
-              </w:rPr>
-              <w:t>无</w:t>
-            </w:r>
           </w:p>
         </w:tc>
         <w:tc>
@@ -1207,15 +1097,6 @@
                 <w:lang w:bidi="ar"/>
               </w:rPr>
             </w:pPr>
-            <w:r>
-              <w:rPr>
-                <w:rFonts w:ascii="宋体" w:eastAsia="宋体" w:hAnsi="宋体" w:cs="宋体" w:hint="eastAsia"/>
-                <w:kern w:val="0"/>
-                <w:szCs w:val="21"/>
-                <w:lang w:bidi="ar"/>
-              </w:rPr>
-              <w:t>无</w:t>
-            </w:r>
           </w:p>
         </w:tc>
         <w:tc>
@@ -1236,15 +1117,6 @@
                 <w:lang w:bidi="ar"/>
               </w:rPr>
             </w:pPr>
-            <w:r>
-              <w:rPr>
-                <w:rFonts w:ascii="宋体" w:eastAsia="宋体" w:hAnsi="宋体" w:cs="宋体" w:hint="eastAsia"/>
-                <w:kern w:val="0"/>
-                <w:szCs w:val="21"/>
-                <w:lang w:bidi="ar"/>
-              </w:rPr>
-              <w:t>5%</w:t>
-            </w:r>
           </w:p>
         </w:tc>
       </w:tr>
@@ -2226,27 +2098,7 @@
                 <w:szCs w:val="21"/>
                 <w:lang w:bidi="ar"/>
               </w:rPr>
-              <w:t>数据预处理：使用AI生成Python清洗脚本（原始数据为CSV，含</w:t>
-            </w:r>
-            <w:proofErr w:type="gramStart"/>
-            <w:r>
-              <w:rPr>
-                <w:rFonts w:ascii="宋体" w:eastAsia="宋体" w:hAnsi="宋体" w:cs="宋体" w:hint="eastAsia"/>
-                <w:kern w:val="0"/>
-                <w:szCs w:val="21"/>
-                <w:lang w:bidi="ar"/>
-              </w:rPr>
-              <w:t>缺失值</w:t>
-            </w:r>
-            <w:proofErr w:type="gramEnd"/>
-            <w:r>
-              <w:rPr>
-                <w:rFonts w:ascii="宋体" w:eastAsia="宋体" w:hAnsi="宋体" w:cs="宋体" w:hint="eastAsia"/>
-                <w:kern w:val="0"/>
-                <w:szCs w:val="21"/>
-                <w:lang w:bidi="ar"/>
-              </w:rPr>
-              <w:t>与异常值）</w:t>
+              <w:t>数据预处理：使用AI生成Python清洗脚本（原始数据为CSV，含缺失值与异常值）</w:t>
             </w:r>
           </w:p>
         </w:tc>
@@ -2436,6 +2288,7 @@
                                 <w:ilvl w:val="0"/>
                                 <w:numId w:val="1"/>
                               </w:numPr>
+                              <w:ind w:firstLine="420"/>
                               <w:rPr>
                                 <w:rFonts w:ascii="华文楷体" w:eastAsia="华文楷体" w:hAnsi="华文楷体" w:hint="eastAsia"/>
                               </w:rPr>
@@ -2467,6 +2320,7 @@
                                 <w:ilvl w:val="0"/>
                                 <w:numId w:val="1"/>
                               </w:numPr>
+                              <w:ind w:firstLine="420"/>
                               <w:rPr>
                                 <w:rFonts w:ascii="华文楷体" w:eastAsia="华文楷体" w:hAnsi="华文楷体" w:hint="eastAsia"/>
                               </w:rPr>
@@ -2499,6 +2353,7 @@
                                 <w:ilvl w:val="0"/>
                                 <w:numId w:val="1"/>
                               </w:numPr>
+                              <w:ind w:firstLine="420"/>
                               <w:rPr>
                                 <w:rFonts w:ascii="华文楷体" w:eastAsia="华文楷体" w:hAnsi="华文楷体" w:hint="eastAsia"/>
                               </w:rPr>
@@ -2521,21 +2376,7 @@
                               <w:rPr>
                                 <w:rFonts w:ascii="华文楷体" w:eastAsia="华文楷体" w:hAnsi="华文楷体" w:hint="eastAsia"/>
                               </w:rPr>
-                              <w:t>需作为本文档的附录2给出，包括但不限于：（1）关键操作截图（</w:t>
-                            </w:r>
-                            <w:proofErr w:type="gramStart"/>
-                            <w:r>
-                              <w:rPr>
-                                <w:rFonts w:ascii="华文楷体" w:eastAsia="华文楷体" w:hAnsi="华文楷体" w:hint="eastAsia"/>
-                              </w:rPr>
-                              <w:t>含时间戳</w:t>
-                            </w:r>
-                            <w:proofErr w:type="gramEnd"/>
-                            <w:r>
-                              <w:rPr>
-                                <w:rFonts w:ascii="华文楷体" w:eastAsia="华文楷体" w:hAnsi="华文楷体" w:hint="eastAsia"/>
-                              </w:rPr>
-                              <w:t>，需清晰可辨）；（2）交互录屏视频（时长≤5分钟，需标注使用节点，文档为MP4格式，</w:t>
+                              <w:t>需作为本文档的附录2给出，包括但不限于：（1）关键操作截图（含时间戳，需清晰可辨）；（2）交互录屏视频（时长≤5分钟，需标注使用节点，文档为MP4格式，</w:t>
                             </w:r>
                             <w:r>
                               <w:rPr>
@@ -2559,6 +2400,7 @@
                                 <w:ilvl w:val="0"/>
                                 <w:numId w:val="1"/>
                               </w:numPr>
+                              <w:ind w:firstLine="420"/>
                               <w:rPr>
                                 <w:rFonts w:ascii="华文楷体" w:eastAsia="华文楷体" w:hAnsi="华文楷体" w:hint="eastAsia"/>
                               </w:rPr>
@@ -2567,29 +2409,14 @@
                               <w:rPr>
                                 <w:rFonts w:ascii="华文楷体" w:eastAsia="华文楷体" w:hAnsi="华文楷体" w:hint="eastAsia"/>
                               </w:rPr>
-                              <w:t>提交时，需将本文档的PDF格式文件，以及其他佐证材料（如交互录屏视频），</w:t>
-                            </w:r>
-                            <w:proofErr w:type="gramStart"/>
-                            <w:r>
-                              <w:rPr>
-                                <w:rFonts w:ascii="华文楷体" w:eastAsia="华文楷体" w:hAnsi="华文楷体" w:hint="eastAsia"/>
-                              </w:rPr>
-                              <w:t>一并</w:t>
+                              <w:t>提交时，需将本文档的PDF格式文件，以及其他佐证材料（如交互录屏视频），一并</w:t>
                             </w:r>
                             <w:r>
                               <w:rPr>
                                 <w:rFonts w:ascii="楷体" w:eastAsia="楷体" w:hAnsi="楷体" w:hint="eastAsia"/>
                                 <w:color w:val="000000" w:themeColor="text1"/>
                               </w:rPr>
-                              <w:t>上</w:t>
-                            </w:r>
-                            <w:proofErr w:type="gramEnd"/>
-                            <w:r>
-                              <w:rPr>
-                                <w:rFonts w:ascii="楷体" w:eastAsia="楷体" w:hAnsi="楷体" w:hint="eastAsia"/>
-                                <w:color w:val="000000" w:themeColor="text1"/>
-                              </w:rPr>
-                              <w:t>传到作品文件夹的“</w:t>
+                              <w:t>上传到作品文件夹的“</w:t>
                             </w:r>
                             <w:r>
                               <w:rPr>
@@ -2619,6 +2446,7 @@
                                 <w:ilvl w:val="0"/>
                                 <w:numId w:val="1"/>
                               </w:numPr>
+                              <w:ind w:firstLine="420"/>
                               <w:rPr>
                                 <w:rFonts w:ascii="华文楷体" w:eastAsia="华文楷体" w:hAnsi="华文楷体" w:hint="eastAsia"/>
                               </w:rPr>
@@ -2627,29 +2455,14 @@
                               <w:rPr>
                                 <w:rFonts w:ascii="华文楷体" w:eastAsia="华文楷体" w:hAnsi="华文楷体" w:hint="eastAsia"/>
                               </w:rPr>
-                              <w:t>本文档内容是正式参赛内容组成部分，</w:t>
-                            </w:r>
-                            <w:proofErr w:type="gramStart"/>
-                            <w:r>
-                              <w:rPr>
-                                <w:rFonts w:ascii="华文楷体" w:eastAsia="华文楷体" w:hAnsi="华文楷体" w:hint="eastAsia"/>
-                              </w:rPr>
-                              <w:t>需</w:t>
+                              <w:t>本文档内容是正式参赛内容组成部分，需</w:t>
                             </w:r>
                             <w:r>
                               <w:rPr>
                                 <w:rFonts w:ascii="华文楷体" w:eastAsia="华文楷体" w:hAnsi="华文楷体" w:hint="eastAsia"/>
                                 <w:color w:val="FF0000"/>
                               </w:rPr>
-                              <w:t>真实</w:t>
-                            </w:r>
-                            <w:proofErr w:type="gramEnd"/>
-                            <w:r>
-                              <w:rPr>
-                                <w:rFonts w:ascii="华文楷体" w:eastAsia="华文楷体" w:hAnsi="华文楷体" w:hint="eastAsia"/>
-                                <w:color w:val="FF0000"/>
-                              </w:rPr>
-                              <w:t>填写</w:t>
+                              <w:t>真实填写</w:t>
                             </w:r>
                             <w:r>
                               <w:rPr>
